--- a/docs/handouts/Oct14_session3_handouts.docx
+++ b/docs/handouts/Oct14_session3_handouts.docx
@@ -80,7 +80,7 @@
           <w:szCs w:val="22"/>
           <w:color w:val="000000"/>
         </w:rPr>
-        <w:t xml:space="preserve">Mark each slip S (strong: needs a fact to answer) or W (weak: can be answered with a word). Then sort them into two piles.</w:t>
+        <w:t xml:space="preserve">Mark each question S or W. Strong (S): the analyst must give a fact or a number to answer the question. Weak (W): the analyst can answer with one word, such as "yes". Then sort the slips into two piles.</w:t>
       </w:r>
     </w:p>
     <w:tbl xmlns:a="http://schemas.openxmlformats.org/drawingml/2006/main" xmlns:pic="http://schemas.openxmlformats.org/drawingml/2006/picture">
@@ -97,7 +97,6 @@
         <w:trPr>
           <w:trHeight w:val="1584" w:hRule="atLeast"/>
         </w:trPr>
-        body1
         <w:tc>
           <w:tcPr>
             <w:tcBorders>
@@ -117,6 +116,7 @@
           </w:tcPr>
           <w:p>
             <w:pPr>
+              <w:pStyle w:val="Normal"/>
               <w:jc w:val="left"/>
               <w:pBdr>
                 <w:bottom w:val="none" w:sz="0" w:space="0" w:color="000000"/>
@@ -236,6 +236,7 @@
           </w:tcPr>
           <w:p>
             <w:pPr>
+              <w:pStyle w:val="Normal"/>
               <w:jc w:val="left"/>
               <w:pBdr>
                 <w:bottom w:val="none" w:sz="0" w:space="0" w:color="000000"/>
@@ -341,7 +342,6 @@
         <w:trPr>
           <w:trHeight w:val="1584" w:hRule="atLeast"/>
         </w:trPr>
-        body2
         <w:tc>
           <w:tcPr>
             <w:tcBorders>
@@ -361,6 +361,7 @@
           </w:tcPr>
           <w:p>
             <w:pPr>
+              <w:pStyle w:val="Normal"/>
               <w:jc w:val="left"/>
               <w:pBdr>
                 <w:bottom w:val="none" w:sz="0" w:space="0" w:color="000000"/>
@@ -480,6 +481,7 @@
           </w:tcPr>
           <w:p>
             <w:pPr>
+              <w:pStyle w:val="Normal"/>
               <w:jc w:val="left"/>
               <w:pBdr>
                 <w:bottom w:val="none" w:sz="0" w:space="0" w:color="000000"/>
@@ -585,7 +587,6 @@
         <w:trPr>
           <w:trHeight w:val="1584" w:hRule="atLeast"/>
         </w:trPr>
-        body3
         <w:tc>
           <w:tcPr>
             <w:tcBorders>
@@ -605,6 +606,7 @@
           </w:tcPr>
           <w:p>
             <w:pPr>
+              <w:pStyle w:val="Normal"/>
               <w:jc w:val="left"/>
               <w:pBdr>
                 <w:bottom w:val="none" w:sz="0" w:space="0" w:color="000000"/>
@@ -724,6 +726,7 @@
           </w:tcPr>
           <w:p>
             <w:pPr>
+              <w:pStyle w:val="Normal"/>
               <w:jc w:val="left"/>
               <w:pBdr>
                 <w:bottom w:val="none" w:sz="0" w:space="0" w:color="000000"/>
@@ -829,7 +832,6 @@
         <w:trPr>
           <w:trHeight w:val="1584" w:hRule="atLeast"/>
         </w:trPr>
-        body4
         <w:tc>
           <w:tcPr>
             <w:tcBorders>
@@ -849,6 +851,7 @@
           </w:tcPr>
           <w:p>
             <w:pPr>
+              <w:pStyle w:val="Normal"/>
               <w:jc w:val="left"/>
               <w:pBdr>
                 <w:bottom w:val="none" w:sz="0" w:space="0" w:color="000000"/>
@@ -968,6 +971,7 @@
           </w:tcPr>
           <w:p>
             <w:pPr>
+              <w:pStyle w:val="Normal"/>
               <w:jc w:val="left"/>
               <w:pBdr>
                 <w:bottom w:val="none" w:sz="0" w:space="0" w:color="000000"/>
@@ -1173,7 +1177,6 @@
           <w:trHeight w:val="360" w:hRule="auto"/>
           <w:tblHeader/>
         </w:trPr>
-        header1
         <w:tc>
           <w:tcPr>
             <w:tcBorders>
@@ -1193,6 +1196,7 @@
           </w:tcPr>
           <w:p>
             <w:pPr>
+              <w:pStyle w:val="Normal"/>
               <w:jc w:val="left"/>
               <w:pBdr>
                 <w:bottom w:val="none" w:sz="0" w:space="0" w:color="000000"/>
@@ -1247,6 +1251,7 @@
           </w:tcPr>
           <w:p>
             <w:pPr>
+              <w:pStyle w:val="Normal"/>
               <w:jc w:val="left"/>
               <w:pBdr>
                 <w:bottom w:val="none" w:sz="0" w:space="0" w:color="000000"/>
@@ -1301,6 +1306,7 @@
           </w:tcPr>
           <w:p>
             <w:pPr>
+              <w:pStyle w:val="Normal"/>
               <w:jc w:val="left"/>
               <w:pBdr>
                 <w:bottom w:val="none" w:sz="0" w:space="0" w:color="000000"/>
@@ -1332,7 +1338,7 @@
                 <w:szCs w:val="21"/>
                 <w:color w:val="063360"/>
               </w:rPr>
-              <w:t xml:space="preserve">Answered / admitted / deflected / unanswerable</w:t>
+              <w:t xml:space="preserve">Answered / Admitted they do not know / Avoided the question / Cannot be answered with this data</w:t>
             </w:r>
           </w:p>
         </w:tc>
@@ -1341,7 +1347,6 @@
         <w:trPr>
           <w:trHeight w:val="1440" w:hRule="atLeast"/>
         </w:trPr>
-        body1
         <w:tc>
           <w:tcPr>
             <w:tcBorders>
@@ -1361,6 +1366,7 @@
           </w:tcPr>
           <w:p>
             <w:pPr>
+              <w:pStyle w:val="Normal"/>
               <w:jc w:val="left"/>
               <w:pBdr>
                 <w:bottom w:val="none" w:sz="0" w:space="0" w:color="000000"/>
@@ -1415,6 +1421,7 @@
           </w:tcPr>
           <w:p>
             <w:pPr>
+              <w:pStyle w:val="Normal"/>
               <w:jc w:val="left"/>
               <w:pBdr>
                 <w:bottom w:val="none" w:sz="0" w:space="0" w:color="000000"/>
@@ -1469,6 +1476,7 @@
           </w:tcPr>
           <w:p>
             <w:pPr>
+              <w:pStyle w:val="Normal"/>
               <w:jc w:val="left"/>
               <w:pBdr>
                 <w:bottom w:val="none" w:sz="0" w:space="0" w:color="000000"/>
@@ -1509,7 +1517,6 @@
         <w:trPr>
           <w:trHeight w:val="1440" w:hRule="atLeast"/>
         </w:trPr>
-        body2
         <w:tc>
           <w:tcPr>
             <w:tcBorders>
@@ -1529,6 +1536,7 @@
           </w:tcPr>
           <w:p>
             <w:pPr>
+              <w:pStyle w:val="Normal"/>
               <w:jc w:val="left"/>
               <w:pBdr>
                 <w:bottom w:val="none" w:sz="0" w:space="0" w:color="000000"/>
@@ -1583,6 +1591,7 @@
           </w:tcPr>
           <w:p>
             <w:pPr>
+              <w:pStyle w:val="Normal"/>
               <w:jc w:val="left"/>
               <w:pBdr>
                 <w:bottom w:val="none" w:sz="0" w:space="0" w:color="000000"/>
@@ -1637,6 +1646,7 @@
           </w:tcPr>
           <w:p>
             <w:pPr>
+              <w:pStyle w:val="Normal"/>
               <w:jc w:val="left"/>
               <w:pBdr>
                 <w:bottom w:val="none" w:sz="0" w:space="0" w:color="000000"/>
@@ -1677,7 +1687,6 @@
         <w:trPr>
           <w:trHeight w:val="1440" w:hRule="atLeast"/>
         </w:trPr>
-        body3
         <w:tc>
           <w:tcPr>
             <w:tcBorders>
@@ -1697,6 +1706,7 @@
           </w:tcPr>
           <w:p>
             <w:pPr>
+              <w:pStyle w:val="Normal"/>
               <w:jc w:val="left"/>
               <w:pBdr>
                 <w:bottom w:val="none" w:sz="0" w:space="0" w:color="000000"/>
@@ -1751,6 +1761,7 @@
           </w:tcPr>
           <w:p>
             <w:pPr>
+              <w:pStyle w:val="Normal"/>
               <w:jc w:val="left"/>
               <w:pBdr>
                 <w:bottom w:val="none" w:sz="0" w:space="0" w:color="000000"/>
@@ -1805,6 +1816,7 @@
           </w:tcPr>
           <w:p>
             <w:pPr>
+              <w:pStyle w:val="Normal"/>
               <w:jc w:val="left"/>
               <w:pBdr>
                 <w:bottom w:val="none" w:sz="0" w:space="0" w:color="000000"/>
@@ -1845,7 +1857,6 @@
         <w:trPr>
           <w:trHeight w:val="1440" w:hRule="atLeast"/>
         </w:trPr>
-        body4
         <w:tc>
           <w:tcPr>
             <w:tcBorders>
@@ -1865,6 +1876,7 @@
           </w:tcPr>
           <w:p>
             <w:pPr>
+              <w:pStyle w:val="Normal"/>
               <w:jc w:val="left"/>
               <w:pBdr>
                 <w:bottom w:val="none" w:sz="0" w:space="0" w:color="000000"/>
@@ -1919,6 +1931,7 @@
           </w:tcPr>
           <w:p>
             <w:pPr>
+              <w:pStyle w:val="Normal"/>
               <w:jc w:val="left"/>
               <w:pBdr>
                 <w:bottom w:val="none" w:sz="0" w:space="0" w:color="000000"/>
@@ -1973,6 +1986,7 @@
           </w:tcPr>
           <w:p>
             <w:pPr>
+              <w:pStyle w:val="Normal"/>
               <w:jc w:val="left"/>
               <w:pBdr>
                 <w:bottom w:val="none" w:sz="0" w:space="0" w:color="000000"/>
@@ -2061,7 +2075,7 @@
           <w:szCs w:val="22"/>
           <w:color w:val="000000"/>
         </w:rPr>
-        <w:t xml:space="preserve">Which unanswered question would change your sign-off if it came back the wrong way?</w:t>
+        <w:t xml:space="preserve">Which unanswered question matters most? If the answer to that question were bad news, would it change your decision?</w:t>
       </w:r>
     </w:p>
     <w:p>
@@ -2142,7 +2156,7 @@
           <w:szCs w:val="22"/>
           <w:color w:val="000000"/>
         </w:rPr>
-        <w:t xml:space="preserve">Your vote before the clinic:  Yes / No / Not without more answers.     After:  Yes / No / Not without more answers.</w:t>
+        <w:t xml:space="preserve">Would you approve scale-up?   Before the clinic:  Yes / No / Not without more answers.     After the clinic:  Yes / No / Not without more answers.</w:t>
       </w:r>
     </w:p>
     <w:p>
@@ -2218,7 +2232,6 @@
         <w:trPr>
           <w:trHeight w:val="3312" w:hRule="atLeast"/>
         </w:trPr>
-        body1
         <w:tc>
           <w:tcPr>
             <w:tcBorders>
@@ -2238,6 +2251,7 @@
           </w:tcPr>
           <w:p>
             <w:pPr>
+              <w:pStyle w:val="Normal"/>
               <w:jc w:val="left"/>
               <w:pBdr>
                 <w:bottom w:val="none" w:sz="0" w:space="0" w:color="000000"/>
@@ -2334,7 +2348,7 @@
                 <w:szCs w:val="21"/>
                 <w:color w:val="000000"/>
               </w:rPr>
-              <w:t xml:space="preserve">How many of its questions would pass the S/W sort as strong?</w:t>
+              <w:t xml:space="preserve">How many of the AI's questions are strong (S) questions?</w:t>
             </w:r>
           </w:p>
         </w:tc>
@@ -2343,7 +2357,6 @@
         <w:trPr>
           <w:trHeight w:val="3312" w:hRule="atLeast"/>
         </w:trPr>
-        body2
         <w:tc>
           <w:tcPr>
             <w:tcBorders>
@@ -2363,6 +2376,7 @@
           </w:tcPr>
           <w:p>
             <w:pPr>
+              <w:pStyle w:val="Normal"/>
               <w:jc w:val="left"/>
               <w:pBdr>
                 <w:bottom w:val="none" w:sz="0" w:space="0" w:color="000000"/>
@@ -2459,7 +2473,7 @@
                 <w:szCs w:val="21"/>
                 <w:color w:val="000000"/>
               </w:rPr>
-              <w:t xml:space="preserve">What did it tell you it cannot determine?</w:t>
+              <w:t xml:space="preserve">What did the AI say it cannot know from the information you gave?</w:t>
             </w:r>
           </w:p>
         </w:tc>
@@ -2539,7 +2553,6 @@
         <w:trPr>
           <w:trHeight w:val="2736" w:hRule="atLeast"/>
         </w:trPr>
-        body1
         <w:tc>
           <w:tcPr>
             <w:tcBorders>
@@ -2559,6 +2572,7 @@
           </w:tcPr>
           <w:p>
             <w:pPr>
+              <w:pStyle w:val="Normal"/>
               <w:jc w:val="left"/>
               <w:pBdr>
                 <w:bottom w:val="none" w:sz="0" w:space="0" w:color="000000"/>
@@ -2642,7 +2656,7 @@
                 <w:szCs w:val="21"/>
                 <w:color w:val="000000"/>
               </w:rPr>
-              <w:t xml:space="preserve">2. What has to be true for this to be causal, and did you test it?</w:t>
+              <w:t xml:space="preserve">2. What has to be true for this to be causal, and did you test that assumption?</w:t>
             </w:r>
             <w:r>
               <w:rPr>
@@ -2707,7 +2721,7 @@
                 <w:szCs w:val="21"/>
                 <w:color w:val="000000"/>
               </w:rPr>
-              <w:t xml:space="preserve">On my desk, I will ask these about:</w:t>
+              <w:t xml:space="preserve">Back at work, I will ask these questions about:</w:t>
             </w:r>
             <w:r>
               <w:rPr>
@@ -2756,6 +2770,7 @@
           </w:tcPr>
           <w:p>
             <w:pPr>
+              <w:pStyle w:val="Normal"/>
               <w:jc w:val="left"/>
               <w:pBdr>
                 <w:bottom w:val="none" w:sz="0" w:space="0" w:color="000000"/>
@@ -2839,7 +2854,7 @@
                 <w:szCs w:val="21"/>
                 <w:color w:val="000000"/>
               </w:rPr>
-              <w:t xml:space="preserve">2. What has to be true for this to be causal, and did you test it?</w:t>
+              <w:t xml:space="preserve">2. What has to be true for this to be causal, and did you test that assumption?</w:t>
             </w:r>
             <w:r>
               <w:rPr>
@@ -2904,7 +2919,7 @@
                 <w:szCs w:val="21"/>
                 <w:color w:val="000000"/>
               </w:rPr>
-              <w:t xml:space="preserve">On my desk, I will ask these about:</w:t>
+              <w:t xml:space="preserve">Back at work, I will ask these questions about:</w:t>
             </w:r>
             <w:r>
               <w:rPr>
@@ -2939,7 +2954,6 @@
         <w:trPr>
           <w:trHeight w:val="2736" w:hRule="atLeast"/>
         </w:trPr>
-        body2
         <w:tc>
           <w:tcPr>
             <w:tcBorders>
@@ -2959,6 +2973,7 @@
           </w:tcPr>
           <w:p>
             <w:pPr>
+              <w:pStyle w:val="Normal"/>
               <w:jc w:val="left"/>
               <w:pBdr>
                 <w:bottom w:val="none" w:sz="0" w:space="0" w:color="000000"/>
@@ -3042,7 +3057,7 @@
                 <w:szCs w:val="21"/>
                 <w:color w:val="000000"/>
               </w:rPr>
-              <w:t xml:space="preserve">2. What has to be true for this to be causal, and did you test it?</w:t>
+              <w:t xml:space="preserve">2. What has to be true for this to be causal, and did you test that assumption?</w:t>
             </w:r>
             <w:r>
               <w:rPr>
@@ -3107,7 +3122,7 @@
                 <w:szCs w:val="21"/>
                 <w:color w:val="000000"/>
               </w:rPr>
-              <w:t xml:space="preserve">On my desk, I will ask these about:</w:t>
+              <w:t xml:space="preserve">Back at work, I will ask these questions about:</w:t>
             </w:r>
             <w:r>
               <w:rPr>
@@ -3156,6 +3171,7 @@
           </w:tcPr>
           <w:p>
             <w:pPr>
+              <w:pStyle w:val="Normal"/>
               <w:jc w:val="left"/>
               <w:pBdr>
                 <w:bottom w:val="none" w:sz="0" w:space="0" w:color="000000"/>
@@ -3239,7 +3255,7 @@
                 <w:szCs w:val="21"/>
                 <w:color w:val="000000"/>
               </w:rPr>
-              <w:t xml:space="preserve">2. What has to be true for this to be causal, and did you test it?</w:t>
+              <w:t xml:space="preserve">2. What has to be true for this to be causal, and did you test that assumption?</w:t>
             </w:r>
             <w:r>
               <w:rPr>
@@ -3304,7 +3320,7 @@
                 <w:szCs w:val="21"/>
                 <w:color w:val="000000"/>
               </w:rPr>
-              <w:t xml:space="preserve">On my desk, I will ask these about:</w:t>
+              <w:t xml:space="preserve">Back at work, I will ask these questions about:</w:t>
             </w:r>
             <w:r>
               <w:rPr>
@@ -3339,7 +3355,6 @@
         <w:trPr>
           <w:trHeight w:val="2736" w:hRule="atLeast"/>
         </w:trPr>
-        body3
         <w:tc>
           <w:tcPr>
             <w:tcBorders>
@@ -3359,6 +3374,7 @@
           </w:tcPr>
           <w:p>
             <w:pPr>
+              <w:pStyle w:val="Normal"/>
               <w:jc w:val="left"/>
               <w:pBdr>
                 <w:bottom w:val="none" w:sz="0" w:space="0" w:color="000000"/>
@@ -3442,7 +3458,7 @@
                 <w:szCs w:val="21"/>
                 <w:color w:val="000000"/>
               </w:rPr>
-              <w:t xml:space="preserve">2. What has to be true for this to be causal, and did you test it?</w:t>
+              <w:t xml:space="preserve">2. What has to be true for this to be causal, and did you test that assumption?</w:t>
             </w:r>
             <w:r>
               <w:rPr>
@@ -3507,7 +3523,7 @@
                 <w:szCs w:val="21"/>
                 <w:color w:val="000000"/>
               </w:rPr>
-              <w:t xml:space="preserve">On my desk, I will ask these about:</w:t>
+              <w:t xml:space="preserve">Back at work, I will ask these questions about:</w:t>
             </w:r>
             <w:r>
               <w:rPr>
@@ -3556,6 +3572,7 @@
           </w:tcPr>
           <w:p>
             <w:pPr>
+              <w:pStyle w:val="Normal"/>
               <w:jc w:val="left"/>
               <w:pBdr>
                 <w:bottom w:val="none" w:sz="0" w:space="0" w:color="000000"/>
@@ -3639,7 +3656,7 @@
                 <w:szCs w:val="21"/>
                 <w:color w:val="000000"/>
               </w:rPr>
-              <w:t xml:space="preserve">2. What has to be true for this to be causal, and did you test it?</w:t>
+              <w:t xml:space="preserve">2. What has to be true for this to be causal, and did you test that assumption?</w:t>
             </w:r>
             <w:r>
               <w:rPr>
@@ -3704,7 +3721,7 @@
                 <w:szCs w:val="21"/>
                 <w:color w:val="000000"/>
               </w:rPr>
-              <w:t xml:space="preserve">On my desk, I will ask these about:</w:t>
+              <w:t xml:space="preserve">Back at work, I will ask these questions about:</w:t>
             </w:r>
             <w:r>
               <w:rPr>
@@ -3739,7 +3756,6 @@
         <w:trPr>
           <w:trHeight w:val="2736" w:hRule="atLeast"/>
         </w:trPr>
-        body4
         <w:tc>
           <w:tcPr>
             <w:tcBorders>
@@ -3759,6 +3775,7 @@
           </w:tcPr>
           <w:p>
             <w:pPr>
+              <w:pStyle w:val="Normal"/>
               <w:jc w:val="left"/>
               <w:pBdr>
                 <w:bottom w:val="none" w:sz="0" w:space="0" w:color="000000"/>
@@ -3842,7 +3859,7 @@
                 <w:szCs w:val="21"/>
                 <w:color w:val="000000"/>
               </w:rPr>
-              <w:t xml:space="preserve">2. What has to be true for this to be causal, and did you test it?</w:t>
+              <w:t xml:space="preserve">2. What has to be true for this to be causal, and did you test that assumption?</w:t>
             </w:r>
             <w:r>
               <w:rPr>
@@ -3907,7 +3924,7 @@
                 <w:szCs w:val="21"/>
                 <w:color w:val="000000"/>
               </w:rPr>
-              <w:t xml:space="preserve">On my desk, I will ask these about:</w:t>
+              <w:t xml:space="preserve">Back at work, I will ask these questions about:</w:t>
             </w:r>
             <w:r>
               <w:rPr>
@@ -3956,6 +3973,7 @@
           </w:tcPr>
           <w:p>
             <w:pPr>
+              <w:pStyle w:val="Normal"/>
               <w:jc w:val="left"/>
               <w:pBdr>
                 <w:bottom w:val="none" w:sz="0" w:space="0" w:color="000000"/>
@@ -4039,7 +4057,7 @@
                 <w:szCs w:val="21"/>
                 <w:color w:val="000000"/>
               </w:rPr>
-              <w:t xml:space="preserve">2. What has to be true for this to be causal, and did you test it?</w:t>
+              <w:t xml:space="preserve">2. What has to be true for this to be causal, and did you test that assumption?</w:t>
             </w:r>
             <w:r>
               <w:rPr>
@@ -4104,7 +4122,7 @@
                 <w:szCs w:val="21"/>
                 <w:color w:val="000000"/>
               </w:rPr>
-              <w:t xml:space="preserve">On my desk, I will ask these about:</w:t>
+              <w:t xml:space="preserve">Back at work, I will ask these questions about:</w:t>
             </w:r>
             <w:r>
               <w:rPr>

--- a/docs/handouts/Oct14_session3_handouts.docx
+++ b/docs/handouts/Oct14_session3_handouts.docx
@@ -98,7 +98,7 @@
           <w:szCs w:val="18"/>
           <w:color w:val="545860"/>
         </w:rPr>
-        <w:t xml:space="preserve">Fictional GreenWaste case | invented figures</w:t>
+        <w:t xml:space="preserve">GreenWaste is a fictional training case.</w:t>
       </w:r>
     </w:p>
     <w:p>
